--- a/docs/coursework/Приложение_Е_Входные_и_выходные_данные.docx
+++ b/docs/coursework/Приложение_Е_Входные_и_выходные_данные.docx
@@ -35,7 +35,7 @@
         <w:pStyle w:val="a3"/>
       </w:pPr>
       <w:r>
-        <w:t xml:space="preserve">В данном программном документе приведены входные и выходные данные информационной системы «Nectar» (мобильного приложения и веб-панели управления интернет-магазином продуктов).</w:t>
+        <w:t xml:space="preserve">В данном программном документе приведены входные и выходные данные информационной системы «Нектар» (мобильного приложения и веб-панели управления интернет-магазином продуктов).</w:t>
       </w:r>
     </w:p>
     <w:p>
